--- a/src/templates/vertical.docx
+++ b/src/templates/vertical.docx
@@ -296,6 +296,12 @@
                 <w:szCs w:val="11"/>
               </w:rPr>
               <w:t>{{Label1.ProductStrain}}</w:t>
+            </w:r>
+            <w:r>
+              <w:br/>
+            </w:r>
+            <w:r>
+              <w:t>{{Label1.QR}}</w:t>
             </w:r>
           </w:p>
         </w:tc>

--- a/src/templates/vertical.docx
+++ b/src/templates/vertical.docx
@@ -323,6 +323,11 @@
           <w:b/>
         </w:rPr>
         <w:tab/>
+      </w:r>
+    </w:p>
+    <w:p>
+      <w:r>
+        <w:t>{{Label1.Lineage}} {{Label1.ProductVendor}} {{Label1.ProductStrain}} {{Label1.WeightUnits}}</w:t>
       </w:r>
     </w:p>
     <w:sectPr>

--- a/src/templates/vertical.docx
+++ b/src/templates/vertical.docx
@@ -323,11 +323,6 @@
           <w:b/>
         </w:rPr>
         <w:tab/>
-      </w:r>
-    </w:p>
-    <w:p>
-      <w:r>
-        <w:t>{{Label1.Lineage}} {{Label1.ProductVendor}} {{Label1.ProductStrain}} {{Label1.WeightUnits}}</w:t>
       </w:r>
     </w:p>
     <w:sectPr>
